--- a/AI_DataValidator_Data_Governance.docx
+++ b/AI_DataValidator_Data_Governance.docx
@@ -288,17 +288,18 @@
               <w:right w:type="dxa" w:w="120"/>
             </w:tcMar>
           </w:tcPr>
-          <w:r>
-            <w:rPr>
-              <w:b/>
-              <w:bCs/>
-              <w:color w:val="222222"/>
-              <w:sz w:val="21"/>
-              <w:szCs w:val="21"/>
-            </w:rPr>
-            <w:t xml:space="preserve">Schema + samples</w:t>
-          </w:r>
-          <w:p/>
+          <w:p>
+            <w:r>
+              <w:rPr>
+                <w:b/>
+                <w:bCs/>
+                <w:color w:val="222222"/>
+                <w:sz w:val="21"/>
+                <w:szCs w:val="21"/>
+              </w:rPr>
+              <w:t xml:space="preserve">Schema + samples</w:t>
+            </w:r>
+          </w:p>
         </w:tc>
         <w:tc>
           <w:tcPr>
@@ -361,17 +362,18 @@
               <w:right w:type="dxa" w:w="120"/>
             </w:tcMar>
           </w:tcPr>
-          <w:r>
-            <w:rPr>
-              <w:b/>
-              <w:bCs/>
-              <w:color w:val="222222"/>
-              <w:sz w:val="21"/>
-              <w:szCs w:val="21"/>
-            </w:rPr>
-            <w:t xml:space="preserve">Unstructured text</w:t>
-          </w:r>
-          <w:p/>
+          <w:p>
+            <w:r>
+              <w:rPr>
+                <w:b/>
+                <w:bCs/>
+                <w:color w:val="222222"/>
+                <w:sz w:val="21"/>
+                <w:szCs w:val="21"/>
+              </w:rPr>
+              <w:t xml:space="preserve">Unstructured text</w:t>
+            </w:r>
+          </w:p>
         </w:tc>
         <w:tc>
           <w:tcPr>
